--- a/NIOS_AI_Chatbot_Knowledge_Base_Handbook_2026-27_Mizo.docx
+++ b/NIOS_AI_Chatbot_Knowledge_Base_Handbook_2026-27_Mizo.docx
@@ -52,17 +52,6 @@
         <w:rPr>
           <w:b/>
         </w:rPr>
-        <w:t xml:space="preserve">Fee instruction: </w:t>
-      </w:r>
-      <w:r>
-        <w:t>Official NIOS fees are kept separate from Centre margin/service charge. Margin will be added later in a separate pricing layer; it must not overwrite the official NIOS fee.</w:t>
-      </w:r>
-    </w:p>
-    <w:p>
-      <w:r>
-        <w:rPr>
-          <w:b/>
-        </w:rPr>
         <w:t xml:space="preserve">Chatbot instruction: </w:t>
       </w:r>
       <w:r>
@@ -138,14 +127,6 @@
       </w:pPr>
       <w:r>
         <w:t>Rule zawh hnuah relevant example pek.</w:t>
-      </w:r>
-    </w:p>
-    <w:p>
-      <w:pPr>
-        <w:pStyle w:val="ListBullet"/>
-      </w:pPr>
-      <w:r>
-        <w:t>Official NIOS fee leh Centre margin chu separate sawi.</w:t>
       </w:r>
     </w:p>
     <w:p>
@@ -2436,17 +2417,6 @@
         <w:t>PART 7 — FEES</w:t>
       </w:r>
     </w:p>
-    <w:p>
-      <w:r>
-        <w:rPr>
-          <w:b/>
-        </w:rPr>
-        <w:t xml:space="preserve">Important: </w:t>
-      </w:r>
-      <w:r>
-        <w:t>He fee te hi Prospectus 2026–27 based official NIOS figures an ni. Centre margin/service charge tel lo. Margin later separate pricing layer-ah belh tur.</w:t>
-      </w:r>
-    </w:p>
     <w:tbl>
       <w:tblPr>
         <w:tblStyle w:val="TableGrid"/>
@@ -3129,14 +3099,6 @@
         <w:t>Admission fee leh examination fee hi separate. Example: Senior Secondary male/general 5-subject Stream 1 admission fee ₹2,600; exam fee chu later separate pay tur.</w:t>
       </w:r>
     </w:p>
-    <w:p>
-      <w:pPr>
-        <w:pStyle w:val="Heading1"/>
-      </w:pPr>
-      <w:r>
-        <w:t>7.3 Margin placeholders</w:t>
-      </w:r>
-    </w:p>
     <w:tbl>
       <w:tblPr>
         <w:tblStyle w:val="TableGrid"/>
@@ -3192,54 +3154,6 @@
           <w:p>
             <w:r>
               <w:t>Use Prospectus value</w:t>
-            </w:r>
-          </w:p>
-        </w:tc>
-      </w:tr>
-      <w:tr>
-        <w:tc>
-          <w:tcPr>
-            <w:tcW w:type="dxa" w:w="5040"/>
-            <w:vAlign w:val="top"/>
-          </w:tcPr>
-          <w:p>
-            <w:r>
-              <w:t>Centre margin</w:t>
-            </w:r>
-          </w:p>
-        </w:tc>
-        <w:tc>
-          <w:tcPr>
-            <w:tcW w:type="dxa" w:w="5040"/>
-            <w:vAlign w:val="top"/>
-          </w:tcPr>
-          <w:p>
-            <w:r>
-              <w:t>TO BE ADDED LATER</w:t>
-            </w:r>
-          </w:p>
-        </w:tc>
-      </w:tr>
-      <w:tr>
-        <w:tc>
-          <w:tcPr>
-            <w:tcW w:type="dxa" w:w="5040"/>
-            <w:vAlign w:val="top"/>
-          </w:tcPr>
-          <w:p>
-            <w:r>
-              <w:t>Centre service charge</w:t>
-            </w:r>
-          </w:p>
-        </w:tc>
-        <w:tc>
-          <w:tcPr>
-            <w:tcW w:type="dxa" w:w="5040"/>
-            <w:vAlign w:val="top"/>
-          </w:tcPr>
-          <w:p>
-            <w:r>
-              <w:t>TO BE DECIDED LATER</w:t>
             </w:r>
           </w:p>
         </w:tc>
@@ -5445,19 +5359,6 @@
     </w:p>
     <w:p>
       <w:pPr>
-        <w:pStyle w:val="Heading2"/>
-      </w:pPr>
-      <w:r>
-        <w:t>Q: Centre margin official fee-ah tel em?</w:t>
-      </w:r>
-    </w:p>
-    <w:p>
-      <w:r>
-        <w:t>A: No. Official NIOS fee leh Centre margin/service charge chu separate.</w:t>
-      </w:r>
-    </w:p>
-    <w:p>
-      <w:pPr>
         <w:pStyle w:val="Title"/>
       </w:pPr>
       <w:r>
@@ -6259,14 +6160,6 @@
         <w:pStyle w:val="ListBullet"/>
       </w:pPr>
       <w:r>
-        <w:t>Centre margin as if it were NIOS fee.</w:t>
-      </w:r>
-    </w:p>
-    <w:p>
-      <w:pPr>
-        <w:pStyle w:val="ListBullet"/>
-      </w:pPr>
-      <w:r>
         <w:t>Approval of correction before NIOS approves it.</w:t>
       </w:r>
     </w:p>
@@ -6279,14 +6172,6 @@
       </w:r>
       <w:r>
         <w:t>“Hei thil hi current Knowledge Base-ah clear lo. NIOS official notification/portal emaw Admission Centre-ah confirm hmasa tur.”</w:t>
-      </w:r>
-    </w:p>
-    <w:p>
-      <w:pPr>
-        <w:pStyle w:val="Title"/>
-      </w:pPr>
-      <w:r>
-        <w:t>PART 23 — FEE DATABASE FORMAT FOR LATER MARGIN</w:t>
       </w:r>
     </w:p>
     <w:tbl>
@@ -6356,7 +6241,7 @@
           </w:tcPr>
           <w:p>
             <w:r>
-              <w:t>centre_margin</w:t>
+              <w:t>centre_service_charge</w:t>
             </w:r>
           </w:p>
         </w:tc>
@@ -6380,7 +6265,7 @@
           </w:tcPr>
           <w:p>
             <w:r>
-              <w:t>centre_service_charge</w:t>
+              <w:t>final_customer_price</w:t>
             </w:r>
           </w:p>
         </w:tc>
@@ -6404,30 +6289,6 @@
           </w:tcPr>
           <w:p>
             <w:r>
-              <w:t>final_customer_price</w:t>
-            </w:r>
-          </w:p>
-        </w:tc>
-        <w:tc>
-          <w:tcPr>
-            <w:tcW w:type="dxa" w:w="5040"/>
-            <w:vAlign w:val="top"/>
-          </w:tcPr>
-          <w:p>
-            <w:r>
-              <w:t>BLANK</w:t>
-            </w:r>
-          </w:p>
-        </w:tc>
-      </w:tr>
-      <w:tr>
-        <w:tc>
-          <w:tcPr>
-            <w:tcW w:type="dxa" w:w="5040"/>
-            <w:vAlign w:val="top"/>
-          </w:tcPr>
-          <w:p>
-            <w:r>
               <w:t>fee_type</w:t>
             </w:r>
           </w:p>
@@ -6495,11 +6356,6 @@
     </w:tbl>
     <w:p/>
     <w:p>
-      <w:r>
-        <w:t>Margin later belh dawn chuan official fee field tih danglam lo tur. Chatbot-in “NIOS fee ₹2,600; Centre service/margin chu separate” tiin answer thei tur.</w:t>
-      </w:r>
-    </w:p>
-    <w:p>
       <w:pPr>
         <w:pStyle w:val="Title"/>
       </w:pPr>
@@ -6515,11 +6371,6 @@
     <w:p>
       <w:r>
         <w:t>Current NIOS web pages/notifications were checked only to identify that live dates and fee information can change after publication of a Prospectus. Therefore, current deadline/extension questions should be verified against the latest official NIOS notification.</w:t>
-      </w:r>
-    </w:p>
-    <w:p>
-      <w:r>
-        <w:t>The current NIOS portal publishes live fee information and admission workflow; this handbook intentionally keeps the Prospectus 2026–27 fee as the primary knowledge-base value and keeps Centre margin separate.</w:t>
       </w:r>
     </w:p>
     <w:p>
